--- a/Science_Teesside/Teaching_Packs/GROW/lessons/W3A/GROW_W3A_Friction_Teacher.docx
+++ b/Science_Teesside/Teaching_Packs/GROW/lessons/W3A/GROW_W3A_Friction_Teacher.docx
@@ -655,7 +655,7 @@
     </w:p>
     <w:p>
       <w:r>
-        <w:t>Each pupil: common pages 1–2 and one response page (3 Supported, 4 Standard or 5 Stretch). Page 6 offers reusable cards for pointing/sorting instead of writing. Prepare the adult demonstration and decide how pupils can opt into observation, directing or recording.</w:t>
+        <w:t>Each pupil: common pages 1–2, one response page (3 Supported, 4 Standard or 5 Stretch), and one arrival page (7 Supported, 8 Standard or 9 Stretch). Page 6 has reusable cards. Use screen or paper for arrival; do not require both.</w:t>
       </w:r>
     </w:p>
     <w:p>
@@ -795,7 +795,7 @@
     </w:p>
     <w:p>
       <w:r>
-        <w:t>Supported: “My hands feel warmer” or a valid observation. Standard: name friction at the rubbing surfaces. Stretch: work done as the hands rub transfers energy, warming the skin. Do not state that all friction must produce noticeable heating, or require the optional activity.</w:t>
+        <w:t>Use the four-question arrival answers on pages 6–8. Accept equivalent responses and uncertainty. Hand rubbing is optional; a remembered example or prediction is not an observation made today.</w:t>
       </w:r>
     </w:p>
     <w:p>
@@ -1909,6 +1909,570 @@
         <w:t>No private OneDrive file is changed; no external clip is copied. The approved silver M has not been substituted or redrawn. These documents use public Made by Matt text branding pending the coordinator’s original-logo integration.</w:t>
       </w:r>
     </w:p>
+    <w:p>
+      <w:pPr>
+        <w:pStyle w:val="Kicker"/>
+        <w:pageBreakBefore/>
+      </w:pPr>
+      <w:r>
+        <w:t>ARRIVAL / SUPPORTED / STAFF ANSWERS</w:t>
+      </w:r>
+    </w:p>
+    <w:p>
+      <w:pPr>
+        <w:pStyle w:val="Title"/>
+      </w:pPr>
+      <w:r>
+        <w:t>Friction arrival</w:t>
+      </w:r>
+    </w:p>
+    <w:p>
+      <w:r>
+        <w:t>Supported · Four minutes within Lesson A</w:t>
+      </w:r>
+    </w:p>
+    <w:p>
+      <w:r>
+        <w:t>Allow four minutes within the existing arrival stage. Read or scribe as needed. Start from what pupils show; the word friction is not required before it is taught. Accept uncertainty and equivalent responses. Discuss one useful observation rather than completing a second record. A remembered example or prediction is not a measurement made today.</w:t>
+      </w:r>
+    </w:p>
+    <w:p>
+      <w:r>
+        <w:t>For question 3, hand rubbing is optional. If comfortable, gently rub your hands for up to five seconds; stop at discomfort. You can watch an adult or describe a familiar hand-rubbing example instead. Say whether you observed it, remembered it or predicted it.</w:t>
+      </w:r>
+    </w:p>
+    <w:tbl>
+      <w:tblPr>
+        <w:tblW w:type="auto" w:w="0"/>
+        <w:tblLayout w:type="fixed"/>
+        <w:tblLook w:firstColumn="1" w:firstRow="1" w:lastColumn="0" w:lastRow="0" w:noHBand="0" w:noVBand="1" w:val="04A0"/>
+      </w:tblPr>
+      <w:tblGrid>
+        <w:gridCol w:w="4933"/>
+        <w:gridCol w:w="4933"/>
+      </w:tblGrid>
+      <w:tr>
+        <w:tc>
+          <w:tcPr>
+            <w:tcW w:type="dxa" w:w="4933"/>
+            <w:vAlign w:val="top"/>
+            <w:tcBorders>
+              <w:top w:val="single" w:sz="5" w:color="D9D9D9"/>
+              <w:left w:val="single" w:sz="5" w:color="D9D9D9"/>
+              <w:bottom w:val="single" w:sz="5" w:color="D9D9D9"/>
+              <w:right w:val="single" w:sz="5" w:color="D9D9D9"/>
+            </w:tcBorders>
+            <w:tcMar>
+              <w:top w:w="120" w:type="dxa"/>
+              <w:left w:w="120" w:type="dxa"/>
+              <w:bottom w:w="120" w:type="dxa"/>
+              <w:right w:w="120" w:type="dxa"/>
+            </w:tcMar>
+          </w:tcPr>
+          <w:p>
+            <w:pPr>
+              <w:spacing w:after="200"/>
+            </w:pPr>
+            <w:r>
+              <w:rPr>
+                <w:b/>
+              </w:rPr>
+              <w:t>1. A push moves a toy car away. Which action moved it? Push / pull.</w:t>
+            </w:r>
+          </w:p>
+          <w:p>
+            <w:r>
+              <w:t>Push. Accept pointing to the word or showing the action.</w:t>
+            </w:r>
+          </w:p>
+        </w:tc>
+        <w:tc>
+          <w:tcPr>
+            <w:tcW w:type="dxa" w:w="4933"/>
+            <w:vAlign w:val="top"/>
+            <w:tcBorders>
+              <w:top w:val="single" w:sz="5" w:color="D9D9D9"/>
+              <w:left w:val="single" w:sz="5" w:color="D9D9D9"/>
+              <w:bottom w:val="single" w:sz="5" w:color="D9D9D9"/>
+              <w:right w:val="single" w:sz="5" w:color="D9D9D9"/>
+            </w:tcBorders>
+            <w:tcMar>
+              <w:top w:w="120" w:type="dxa"/>
+              <w:left w:w="120" w:type="dxa"/>
+              <w:bottom w:w="120" w:type="dxa"/>
+              <w:right w:w="120" w:type="dxa"/>
+            </w:tcMar>
+          </w:tcPr>
+          <w:p>
+            <w:pPr>
+              <w:spacing w:after="200"/>
+            </w:pPr>
+            <w:r>
+              <w:rPr>
+                <w:b/>
+              </w:rPr>
+              <w:t>2. Look at two palms pressed together. Which surfaces touch? Palm and palm / palm and sleeve.</w:t>
+            </w:r>
+          </w:p>
+          <w:p>
+            <w:r>
+              <w:t>Palm and palm. Accept indicating the two touching surfaces.</w:t>
+            </w:r>
+          </w:p>
+        </w:tc>
+      </w:tr>
+      <w:tr>
+        <w:tc>
+          <w:tcPr>
+            <w:tcW w:type="dxa" w:w="4933"/>
+            <w:vAlign w:val="top"/>
+            <w:tcBorders>
+              <w:top w:val="single" w:sz="5" w:color="D9D9D9"/>
+              <w:left w:val="single" w:sz="5" w:color="D9D9D9"/>
+              <w:bottom w:val="single" w:sz="5" w:color="D9D9D9"/>
+              <w:right w:val="single" w:sz="5" w:color="D9D9D9"/>
+            </w:tcBorders>
+            <w:tcMar>
+              <w:top w:w="120" w:type="dxa"/>
+              <w:left w:w="120" w:type="dxa"/>
+              <w:bottom w:w="120" w:type="dxa"/>
+              <w:right w:w="120" w:type="dxa"/>
+            </w:tcMar>
+          </w:tcPr>
+          <w:p>
+            <w:pPr>
+              <w:spacing w:after="200"/>
+            </w:pPr>
+            <w:r>
+              <w:rPr>
+                <w:b/>
+              </w:rPr>
+              <w:t>3. Use your chosen route. What do you notice when hands rub? Say, point or draw one observation.</w:t>
+            </w:r>
+          </w:p>
+          <w:p>
+            <w:r>
+              <w:t>Accept what was actually noticed, including no noticeable warmth. A remembered or predicted change must be identified as such; do not invent an observation.</w:t>
+            </w:r>
+          </w:p>
+        </w:tc>
+        <w:tc>
+          <w:tcPr>
+            <w:tcW w:type="dxa" w:w="4933"/>
+            <w:vAlign w:val="top"/>
+            <w:tcBorders>
+              <w:top w:val="single" w:sz="5" w:color="D9D9D9"/>
+              <w:left w:val="single" w:sz="5" w:color="D9D9D9"/>
+              <w:bottom w:val="single" w:sz="5" w:color="D9D9D9"/>
+              <w:right w:val="single" w:sz="5" w:color="D9D9D9"/>
+            </w:tcBorders>
+            <w:tcMar>
+              <w:top w:w="120" w:type="dxa"/>
+              <w:left w:w="120" w:type="dxa"/>
+              <w:bottom w:w="120" w:type="dxa"/>
+              <w:right w:w="120" w:type="dxa"/>
+            </w:tcMar>
+          </w:tcPr>
+          <w:p>
+            <w:pPr>
+              <w:spacing w:after="200"/>
+            </w:pPr>
+            <w:r>
+              <w:rPr>
+                <w:b/>
+              </w:rPr>
+              <w:t>4. A shoe needs to grip the ground. Does grip help walking or make slipping easier? Help walking / make slipping easier.</w:t>
+            </w:r>
+          </w:p>
+          <w:p>
+            <w:r>
+              <w:t>Help walking. Grip helps stop the shoe slipping against the ground.</w:t>
+            </w:r>
+          </w:p>
+        </w:tc>
+      </w:tr>
+    </w:tbl>
+    <w:p>
+      <w:r>
+        <w:t>Use the response to choose an explanation or scaffold. No automatic assessment outcome or extra pupil record.</w:t>
+      </w:r>
+    </w:p>
+    <w:p>
+      <w:pPr>
+        <w:pStyle w:val="Kicker"/>
+        <w:pageBreakBefore/>
+      </w:pPr>
+      <w:r>
+        <w:t>ARRIVAL / STANDARD / STAFF ANSWERS</w:t>
+      </w:r>
+    </w:p>
+    <w:p>
+      <w:pPr>
+        <w:pStyle w:val="Title"/>
+      </w:pPr>
+      <w:r>
+        <w:t>Friction arrival</w:t>
+      </w:r>
+    </w:p>
+    <w:p>
+      <w:r>
+        <w:t>Standard · Four minutes within Lesson A</w:t>
+      </w:r>
+    </w:p>
+    <w:p>
+      <w:r>
+        <w:t>Allow four minutes within the existing arrival stage. Read or scribe as needed. Start from what pupils show; the word friction is not required before it is taught. Accept uncertainty and equivalent responses. Discuss one useful observation rather than completing a second record. A remembered example or prediction is not a measurement made today.</w:t>
+      </w:r>
+    </w:p>
+    <w:p>
+      <w:r>
+        <w:t>For question 3, hand rubbing is optional. If comfortable, gently rub your hands for up to five seconds; stop at discomfort. You can watch an adult or describe a familiar hand-rubbing example instead. Say whether you observed it, remembered it or predicted it.</w:t>
+      </w:r>
+    </w:p>
+    <w:tbl>
+      <w:tblPr>
+        <w:tblW w:type="auto" w:w="0"/>
+        <w:tblLayout w:type="fixed"/>
+        <w:tblLook w:firstColumn="1" w:firstRow="1" w:lastColumn="0" w:lastRow="0" w:noHBand="0" w:noVBand="1" w:val="04A0"/>
+      </w:tblPr>
+      <w:tblGrid>
+        <w:gridCol w:w="4933"/>
+        <w:gridCol w:w="4933"/>
+      </w:tblGrid>
+      <w:tr>
+        <w:tc>
+          <w:tcPr>
+            <w:tcW w:type="dxa" w:w="4933"/>
+            <w:vAlign w:val="top"/>
+            <w:tcBorders>
+              <w:top w:val="single" w:sz="5" w:color="D9D9D9"/>
+              <w:left w:val="single" w:sz="5" w:color="D9D9D9"/>
+              <w:bottom w:val="single" w:sz="5" w:color="D9D9D9"/>
+              <w:right w:val="single" w:sz="5" w:color="D9D9D9"/>
+            </w:tcBorders>
+            <w:tcMar>
+              <w:top w:w="120" w:type="dxa"/>
+              <w:left w:w="120" w:type="dxa"/>
+              <w:bottom w:w="120" w:type="dxa"/>
+              <w:right w:w="120" w:type="dxa"/>
+            </w:tcMar>
+          </w:tcPr>
+          <w:p>
+            <w:pPr>
+              <w:spacing w:after="200"/>
+            </w:pPr>
+            <w:r>
+              <w:rPr>
+                <w:b/>
+              </w:rPr>
+              <w:t>1. Name the two actions that can change how an object moves: p___ and p___.</w:t>
+            </w:r>
+          </w:p>
+          <w:p>
+            <w:r>
+              <w:t>Push and pull. These are familiar ways of applying forces.</w:t>
+            </w:r>
+          </w:p>
+        </w:tc>
+        <w:tc>
+          <w:tcPr>
+            <w:tcW w:type="dxa" w:w="4933"/>
+            <w:vAlign w:val="top"/>
+            <w:tcBorders>
+              <w:top w:val="single" w:sz="5" w:color="D9D9D9"/>
+              <w:left w:val="single" w:sz="5" w:color="D9D9D9"/>
+              <w:bottom w:val="single" w:sz="5" w:color="D9D9D9"/>
+              <w:right w:val="single" w:sz="5" w:color="D9D9D9"/>
+            </w:tcBorders>
+            <w:tcMar>
+              <w:top w:w="120" w:type="dxa"/>
+              <w:left w:w="120" w:type="dxa"/>
+              <w:bottom w:w="120" w:type="dxa"/>
+              <w:right w:w="120" w:type="dxa"/>
+            </w:tcMar>
+          </w:tcPr>
+          <w:p>
+            <w:pPr>
+              <w:spacing w:after="200"/>
+            </w:pPr>
+            <w:r>
+              <w:rPr>
+                <w:b/>
+              </w:rPr>
+              <w:t>2. When hands rub, name the two touching surfaces.</w:t>
+            </w:r>
+          </w:p>
+          <w:p>
+            <w:r>
+              <w:t>The skin of one palm and the skin of the other palm.</w:t>
+            </w:r>
+          </w:p>
+        </w:tc>
+      </w:tr>
+      <w:tr>
+        <w:tc>
+          <w:tcPr>
+            <w:tcW w:type="dxa" w:w="4933"/>
+            <w:vAlign w:val="top"/>
+            <w:tcBorders>
+              <w:top w:val="single" w:sz="5" w:color="D9D9D9"/>
+              <w:left w:val="single" w:sz="5" w:color="D9D9D9"/>
+              <w:bottom w:val="single" w:sz="5" w:color="D9D9D9"/>
+              <w:right w:val="single" w:sz="5" w:color="D9D9D9"/>
+            </w:tcBorders>
+            <w:tcMar>
+              <w:top w:w="120" w:type="dxa"/>
+              <w:left w:w="120" w:type="dxa"/>
+              <w:bottom w:w="120" w:type="dxa"/>
+              <w:right w:w="120" w:type="dxa"/>
+            </w:tcMar>
+          </w:tcPr>
+          <w:p>
+            <w:pPr>
+              <w:spacing w:after="200"/>
+            </w:pPr>
+            <w:r>
+              <w:rPr>
+                <w:b/>
+              </w:rPr>
+              <w:t>3. Use your chosen route. Describe one change you notice or already know. If you know the force's name, add it.</w:t>
+            </w:r>
+          </w:p>
+          <w:p>
+            <w:r>
+              <w:t>Accept an actual observation or a clearly identified remembered example. Hands may feel warmer. Friction is the optional force name; no noticeable warmth is also a valid observation.</w:t>
+            </w:r>
+          </w:p>
+        </w:tc>
+        <w:tc>
+          <w:tcPr>
+            <w:tcW w:type="dxa" w:w="4933"/>
+            <w:vAlign w:val="top"/>
+            <w:tcBorders>
+              <w:top w:val="single" w:sz="5" w:color="D9D9D9"/>
+              <w:left w:val="single" w:sz="5" w:color="D9D9D9"/>
+              <w:bottom w:val="single" w:sz="5" w:color="D9D9D9"/>
+              <w:right w:val="single" w:sz="5" w:color="D9D9D9"/>
+            </w:tcBorders>
+            <w:tcMar>
+              <w:top w:w="120" w:type="dxa"/>
+              <w:left w:w="120" w:type="dxa"/>
+              <w:bottom w:w="120" w:type="dxa"/>
+              <w:right w:w="120" w:type="dxa"/>
+            </w:tcMar>
+          </w:tcPr>
+          <w:p>
+            <w:pPr>
+              <w:spacing w:after="200"/>
+            </w:pPr>
+            <w:r>
+              <w:rPr>
+                <w:b/>
+              </w:rPr>
+              <w:t>4. A bike brake pad presses on the wheel rim. Predict what happens to the turning wheel.</w:t>
+            </w:r>
+          </w:p>
+          <w:p>
+            <w:r>
+              <w:t>The wheel slows. The pad and rim resist sliding against each other. Treat the response as a prediction unless an actual demonstration is observed.</w:t>
+            </w:r>
+          </w:p>
+        </w:tc>
+      </w:tr>
+    </w:tbl>
+    <w:p>
+      <w:r>
+        <w:t>Use the response to choose an explanation or scaffold. No automatic assessment outcome or extra pupil record.</w:t>
+      </w:r>
+    </w:p>
+    <w:p>
+      <w:pPr>
+        <w:pStyle w:val="Kicker"/>
+        <w:pageBreakBefore/>
+      </w:pPr>
+      <w:r>
+        <w:t>ARRIVAL / STRETCH / STAFF ANSWERS</w:t>
+      </w:r>
+    </w:p>
+    <w:p>
+      <w:pPr>
+        <w:pStyle w:val="Title"/>
+      </w:pPr>
+      <w:r>
+        <w:t>Friction arrival</w:t>
+      </w:r>
+    </w:p>
+    <w:p>
+      <w:r>
+        <w:t>Stretch · Four minutes within Lesson A</w:t>
+      </w:r>
+    </w:p>
+    <w:p>
+      <w:r>
+        <w:t>Allow four minutes within the existing arrival stage. Read or scribe as needed. Start from what pupils show; the word friction is not required before it is taught. Accept uncertainty and equivalent responses. Discuss one useful observation rather than completing a second record. A remembered example or prediction is not a measurement made today.</w:t>
+      </w:r>
+    </w:p>
+    <w:p>
+      <w:r>
+        <w:t>For question 3, hand rubbing is optional. If comfortable, gently rub your hands for up to five seconds; stop at discomfort. You can watch an adult or describe a familiar hand-rubbing example instead. Say whether you observed it, remembered it or predicted it.</w:t>
+      </w:r>
+    </w:p>
+    <w:tbl>
+      <w:tblPr>
+        <w:tblW w:type="auto" w:w="0"/>
+        <w:tblLayout w:type="fixed"/>
+        <w:tblLook w:firstColumn="1" w:firstRow="1" w:lastColumn="0" w:lastRow="0" w:noHBand="0" w:noVBand="1" w:val="04A0"/>
+      </w:tblPr>
+      <w:tblGrid>
+        <w:gridCol w:w="4933"/>
+        <w:gridCol w:w="4933"/>
+      </w:tblGrid>
+      <w:tr>
+        <w:tc>
+          <w:tcPr>
+            <w:tcW w:type="dxa" w:w="4933"/>
+            <w:vAlign w:val="top"/>
+            <w:tcBorders>
+              <w:top w:val="single" w:sz="5" w:color="D9D9D9"/>
+              <w:left w:val="single" w:sz="5" w:color="D9D9D9"/>
+              <w:bottom w:val="single" w:sz="5" w:color="D9D9D9"/>
+              <w:right w:val="single" w:sz="5" w:color="D9D9D9"/>
+            </w:tcBorders>
+            <w:tcMar>
+              <w:top w:w="120" w:type="dxa"/>
+              <w:left w:w="120" w:type="dxa"/>
+              <w:bottom w:w="120" w:type="dxa"/>
+              <w:right w:w="120" w:type="dxa"/>
+            </w:tcMar>
+          </w:tcPr>
+          <w:p>
+            <w:pPr>
+              <w:spacing w:after="200"/>
+            </w:pPr>
+            <w:r>
+              <w:rPr>
+                <w:b/>
+              </w:rPr>
+              <w:t>1. A toy car is pushed, then slows on a level floor. Name one force you think could slow it. Not sure is useful.</w:t>
+            </w:r>
+          </w:p>
+          <w:p>
+            <w:r>
+              <w:t>Accept a plausible resistive force, such as friction in wheel or axle contacts or air resistance. Do not require a single location or teach that friction always opposes the whole object's travel.</w:t>
+            </w:r>
+          </w:p>
+        </w:tc>
+        <w:tc>
+          <w:tcPr>
+            <w:tcW w:type="dxa" w:w="4933"/>
+            <w:vAlign w:val="top"/>
+            <w:tcBorders>
+              <w:top w:val="single" w:sz="5" w:color="D9D9D9"/>
+              <w:left w:val="single" w:sz="5" w:color="D9D9D9"/>
+              <w:bottom w:val="single" w:sz="5" w:color="D9D9D9"/>
+              <w:right w:val="single" w:sz="5" w:color="D9D9D9"/>
+            </w:tcBorders>
+            <w:tcMar>
+              <w:top w:w="120" w:type="dxa"/>
+              <w:left w:w="120" w:type="dxa"/>
+              <w:bottom w:w="120" w:type="dxa"/>
+              <w:right w:w="120" w:type="dxa"/>
+            </w:tcMar>
+          </w:tcPr>
+          <w:p>
+            <w:pPr>
+              <w:spacing w:after="200"/>
+            </w:pPr>
+            <w:r>
+              <w:rPr>
+                <w:b/>
+              </w:rPr>
+              <w:t>2. A hand grips a door handle. Name the touching surfaces and explain what the grip helps you do.</w:t>
+            </w:r>
+          </w:p>
+          <w:p>
+            <w:r>
+              <w:t>Hand and handle. Grip helps turn the handle without the hand slipping over it.</w:t>
+            </w:r>
+          </w:p>
+        </w:tc>
+      </w:tr>
+      <w:tr>
+        <w:tc>
+          <w:tcPr>
+            <w:tcW w:type="dxa" w:w="4933"/>
+            <w:vAlign w:val="top"/>
+            <w:tcBorders>
+              <w:top w:val="single" w:sz="5" w:color="D9D9D9"/>
+              <w:left w:val="single" w:sz="5" w:color="D9D9D9"/>
+              <w:bottom w:val="single" w:sz="5" w:color="D9D9D9"/>
+              <w:right w:val="single" w:sz="5" w:color="D9D9D9"/>
+            </w:tcBorders>
+            <w:tcMar>
+              <w:top w:w="120" w:type="dxa"/>
+              <w:left w:w="120" w:type="dxa"/>
+              <w:bottom w:w="120" w:type="dxa"/>
+              <w:right w:w="120" w:type="dxa"/>
+            </w:tcMar>
+          </w:tcPr>
+          <w:p>
+            <w:pPr>
+              <w:spacing w:after="200"/>
+            </w:pPr>
+            <w:r>
+              <w:rPr>
+                <w:b/>
+              </w:rPr>
+              <w:t>3. Use your chosen route. Suggest why rubbing hands may feel warmer. Give a prediction if you cannot observe it.</w:t>
+            </w:r>
+          </w:p>
+          <w:p>
+            <w:r>
+              <w:t>Work done while rubbing transfers energy to thermal stores, so the skin may warm. Accept an initial idea to revisit; do not claim that every brief rub must produce noticeable warming.</w:t>
+            </w:r>
+          </w:p>
+        </w:tc>
+        <w:tc>
+          <w:tcPr>
+            <w:tcW w:type="dxa" w:w="4933"/>
+            <w:vAlign w:val="top"/>
+            <w:tcBorders>
+              <w:top w:val="single" w:sz="5" w:color="D9D9D9"/>
+              <w:left w:val="single" w:sz="5" w:color="D9D9D9"/>
+              <w:bottom w:val="single" w:sz="5" w:color="D9D9D9"/>
+              <w:right w:val="single" w:sz="5" w:color="D9D9D9"/>
+            </w:tcBorders>
+            <w:tcMar>
+              <w:top w:w="120" w:type="dxa"/>
+              <w:left w:w="120" w:type="dxa"/>
+              <w:bottom w:w="120" w:type="dxa"/>
+              <w:right w:w="120" w:type="dxa"/>
+            </w:tcMar>
+          </w:tcPr>
+          <w:p>
+            <w:pPr>
+              <w:spacing w:after="200"/>
+            </w:pPr>
+            <w:r>
+              <w:rPr>
+                <w:b/>
+              </w:rPr>
+              <w:t>4. Two toy cars start at different speeds on different surfaces. Is that a fair surface comparison? Name one thing to keep the same.</w:t>
+            </w:r>
+          </w:p>
+          <w:p>
+            <w:r>
+              <w:t>No. Starting speeds differ as well as surfaces. Compare using the same car and a consistent release, changing the surface only; accept one sensible control.</w:t>
+            </w:r>
+          </w:p>
+        </w:tc>
+      </w:tr>
+    </w:tbl>
+    <w:p>
+      <w:r>
+        <w:t>Use the response to choose an explanation or scaffold. No automatic assessment outcome or extra pupil record.</w:t>
+      </w:r>
+    </w:p>
     <w:sectPr>
       <w:headerReference w:type="default" r:id="rId9"/>
       <w:footerReference w:type="default" r:id="rId10"/>

--- a/Science_Teesside/Teaching_Packs/GROW/lessons/W3A/GROW_W3A_Friction_Teacher.docx
+++ b/Science_Teesside/Teaching_Packs/GROW/lessons/W3A/GROW_W3A_Friction_Teacher.docx
@@ -621,17 +621,8 @@
             <w:shd w:val="clear" w:fill="EDF5F0"/>
           </w:tcPr>
           <w:p>
-            <w:pPr>
-              <w:spacing w:after="60" w:before="0" w:line="257" w:lineRule="auto"/>
-            </w:pPr>
             <w:r>
-              <w:rPr>
-                <w:rFonts w:ascii="Arial" w:hAnsi="Arial"/>
-                <w:b w:val="0"/>
-                <w:color w:val="243943"/>
-                <w:sz w:val="21"/>
-              </w:rPr>
-              <w:t>Sort five claims, justify a choice, challenge a changed case; label/save and stop.</w:t>
+              <w:t>About 8 min: sort, justify and challenge a changed case. Final 2 min: one Lesson A exit route. Label/save and stop at 40 minutes.</w:t>
             </w:r>
           </w:p>
         </w:tc>
@@ -655,7 +646,7 @@
     </w:p>
     <w:p>
       <w:r>
-        <w:t>Each pupil: common pages 1–2, one response page (3 Supported, 4 Standard or 5 Stretch), and one arrival page (7 Supported, 8 Standard or 9 Stretch). Page 6 has reusable cards. Use screen or paper for arrival; do not require both.</w:t>
+        <w:t>Each pupil: common pages 1–2, one response page (3–5), one arrival page (7–9), organiser page 10 and one exit route (11–13; two copies per sheet). Page 6 has reusable cards. Use screen or paper once; do not require both.</w:t>
       </w:r>
     </w:p>
     <w:p>
@@ -2473,6 +2464,92 @@
         <w:t>Use the response to choose an explanation or scaffold. No automatic assessment outcome or extra pupil record.</w:t>
       </w:r>
     </w:p>
+    <w:p>
+      <w:pPr>
+        <w:pStyle w:val="Kicker"/>
+        <w:pageBreakBefore/>
+      </w:pPr>
+      <w:r>
+        <w:t>TEACHER ANSWERS / LESSON A EXIT</w:t>
+      </w:r>
+    </w:p>
+    <w:p>
+      <w:pPr>
+        <w:pStyle w:val="Title"/>
+      </w:pPr>
+      <w:r>
+        <w:t>Friction exit guidance</w:t>
+      </w:r>
+    </w:p>
+    <w:p>
+      <w:r>
+        <w:t>Use the last two minutes of W3A's existing ten-minute We Do 2 stage for one exit route. Use about eight minutes for the shared sort, correction and changed case. Stop at 40 minutes. Receive a spoken, signed, pointed, drawn or written response; record only the help actually given. A saved answer or opened explanation does not establish understanding, Audience, Influence or R. Use the response to choose a scaffold or the next explanation. W3B retains its separate 32 + 4 + 4 minute plan.</w:t>
+      </w:r>
+    </w:p>
+    <w:p>
+      <w:pPr>
+        <w:pStyle w:val="Heading1"/>
+      </w:pPr>
+      <w:r>
+        <w:t>Supported</w:t>
+      </w:r>
+    </w:p>
+    <w:p>
+      <w:r>
+        <w:t>1. Left. Friction on this sliding box acts along the contact, against its slide to the right.</w:t>
+      </w:r>
+    </w:p>
+    <w:p>
+      <w:r>
+        <w:t>2. Yes. Pad–rim friction helps slow the wheel. The touching surfaces and the intended job make this a helpful example.</w:t>
+      </w:r>
+    </w:p>
+    <w:p>
+      <w:pPr>
+        <w:pStyle w:val="Heading1"/>
+      </w:pPr>
+      <w:r>
+        <w:t>Standard</w:t>
+      </w:r>
+    </w:p>
+    <w:p>
+      <w:r>
+        <w:t>1. Surfaces. Accept a clear equivalent that identifies the two contacting surfaces.</w:t>
+      </w:r>
+    </w:p>
+    <w:p>
+      <w:r>
+        <w:t>2. Slow down or stop. The brake pad and rim resist sliding against one another.</w:t>
+      </w:r>
+    </w:p>
+    <w:p>
+      <w:pPr>
+        <w:pStyle w:val="Heading1"/>
+      </w:pPr>
+      <w:r>
+        <w:t>Stretch</w:t>
+      </w:r>
+    </w:p>
+    <w:p>
+      <w:r>
+        <w:t>1. The pad and rim contact; friction resists their relative sliding and helps slow the wheel.</w:t>
+      </w:r>
+    </w:p>
+    <w:p>
+      <w:r>
+        <w:t>2. Unwanted rubbing can heat and wear moving parts. Judge friction against the intended job, not as an always-bad force.</w:t>
+      </w:r>
+    </w:p>
+    <w:p>
+      <w:r>
+        <w:t>The shared knowledge organiser is on pupil page 10. It names contacts, qualifies roughness and energy claims, and separates the model from actual observations.</w:t>
+      </w:r>
+    </w:p>
+    <w:p>
+      <w:r>
+        <w:t>Next lesson: Friction: test the surfaces</w:t>
+      </w:r>
+    </w:p>
     <w:sectPr>
       <w:headerReference w:type="default" r:id="rId9"/>
       <w:footerReference w:type="default" r:id="rId10"/>

--- a/Science_Teesside/Teaching_Packs/GROW/lessons/W3A/GROW_W3A_Friction_Teacher.docx
+++ b/Science_Teesside/Teaching_Packs/GROW/lessons/W3A/GROW_W3A_Friction_Teacher.docx
@@ -40,7 +40,7 @@
         </w:pBdr>
       </w:pPr>
       <w:r>
-        <w:t>Teach Monday’s explanation and shared reasoning only. Stop after We Do 2. Tuesday’s 32-minute workshop, 4-minute Lundy response and 4-minute exit are a separate lesson.</w:t>
+        <w:t>Teach Lesson A’s explanation and shared reasoning. Stop after We Do 2 and its exit. Lesson B’s 32-minute workshop, 4-minute evidence review and 4-minute exit are separate.</w:t>
       </w:r>
     </w:p>
     <w:p>
@@ -53,7 +53,7 @@
     </w:p>
     <w:p>
       <w:r>
-        <w:t>Objective: explain what friction does, with one helpful and one unhelpful example. Success includes identifying the touching surfaces, predicting a surface comparison and supporting a claim. Monday’s adult demonstration is not evidence that the pupil performed Tuesday’s test.</w:t>
+        <w:t>Objective: explain what friction does, with one helpful and one unhelpful example. Success includes identifying contacts, predicting a surface comparison and supporting a claim. An adult demonstration is not evidence that a pupil performed the test.</w:t>
       </w:r>
     </w:p>
     <w:p>
@@ -1546,7 +1546,7 @@
         <w:pStyle w:val="Title"/>
       </w:pPr>
       <w:r>
-        <w:t>Close Monday; retain the evidence</w:t>
+        <w:t>Close Lesson A; retain the evidence</w:t>
       </w:r>
     </w:p>
     <w:p>
@@ -1554,7 +1554,7 @@
         <w:pStyle w:val="Subtitle"/>
       </w:pPr>
       <w:r>
-        <w:t>Revision 1 · 6 September 2026 · exemplar lesson only</w:t>
+        <w:t>Feedback revision · 15 September 2026 · draft pilot</w:t>
       </w:r>
     </w:p>
     <w:p>
@@ -1567,7 +1567,7 @@
     </w:p>
     <w:p>
       <w:r>
-        <w:t>At the end of We Do 2, stop, label and retain the work. Tuesday resumes at Independent Work. Keep Monday’s prediction available for Tuesday’s separate 40-minute lesson: workshop 32 minutes (4 + 20 + 2 + 6), Lundy response 4 minutes, exit ticket 4 minutes. This exemplar does not contain the complete Tuesday investigation pack.</w:t>
+        <w:t>Stop after We Do 2 and its exit. Keep the prediction for Friction: test the surfaces: workshop 32 minutes, evidence review 4 minutes, exit 4 minutes. The investigation has its own Lesson B pack.</w:t>
       </w:r>
     </w:p>
     <w:p>
@@ -1865,7 +1865,7 @@
         <w:pStyle w:val="Small"/>
       </w:pPr>
       <w:r>
-        <w:t>Canonical weekly lesson: Science_Teesside/Grow/SCI_G_W3_Friction.html. Current Monday companion: resources/GS_W3A.html. Lessons repository source commit: 5018839965d424afd31bc0ac1b74dc8f713ceca2.</w:t>
+        <w:t>Canonical lesson: Science_Teesside/Grow/SCI_G_W3_Friction.html. Lesson A companion: resources/GS_W3A.html. Historical conversion source: 5018839965d424afd31bc0ac1b74dc8f713ceca2.</w:t>
       </w:r>
     </w:p>
     <w:p>
@@ -1881,7 +1881,7 @@
         <w:pStyle w:val="Small"/>
       </w:pPr>
       <w:r>
-        <w:t>The seven Monday stage timers and all five helpful/unhelpful situations are retained. Printable tasks map to these stages; the selected response page replaces lengthy copying. Tuesday’s results table and exit question are intentionally outside this Lesson A exemplar.</w:t>
+        <w:t>The seven Lesson A timers and five helpful/unhelpful situations are retained. Tasks map to these stages; a chosen response page replaces lengthy copying. Lesson B’s results and exit stay in its own pack. Feedback guidance is on the final page.</w:t>
       </w:r>
     </w:p>
     <w:p>
@@ -2550,6 +2550,101 @@
         <w:t>Next lesson: Friction: test the surfaces</w:t>
       </w:r>
     </w:p>
+    <w:p>
+      <w:pPr>
+        <w:pStyle w:val="Kicker"/>
+        <w:pageBreakBefore/>
+      </w:pPr>
+      <w:r>
+        <w:t>STAFF GUIDANCE / INTEGRATED FEEDBACK</w:t>
+      </w:r>
+    </w:p>
+    <w:p>
+      <w:pPr>
+        <w:pStyle w:val="Title"/>
+      </w:pPr>
+      <w:r>
+        <w:t>Feedback and marking · Friction</w:t>
+      </w:r>
+    </w:p>
+    <w:p>
+      <w:pPr>
+        <w:pStyle w:val="Heading2"/>
+      </w:pPr>
+      <w:r>
+        <w:t>Make participation possible</w:t>
+      </w:r>
+    </w:p>
+    <w:p>
+      <w:r>
+        <w:t>Use regulation time, a trusted adult, accessible response routes and permission to refuse. The small help prompt is optional; useful feedback remains part of ordinary teaching. Refusal is information, not a reason to invent a response or punish passing.</w:t>
+      </w:r>
+    </w:p>
+    <w:p>
+      <w:pPr>
+        <w:pStyle w:val="Heading2"/>
+      </w:pPr>
+      <w:r>
+        <w:t>Lesson A: a claim worth revisiting</w:t>
+      </w:r>
+    </w:p>
+    <w:p>
+      <w:r>
+        <w:t>During We Do 2, invite a pupil to identify one word or idea in a sorted claim that needs checking. Hear, read or watch the response. Use the actual surface-pair example to adapt the explanation, scaffold or next question. Keep this within the existing eight minutes of sorting and correction, then use two minutes for the exit.</w:t>
+      </w:r>
+    </w:p>
+    <w:p>
+      <w:pPr>
+        <w:pStyle w:val="Heading2"/>
+      </w:pPr>
+      <w:r>
+        <w:t>Lesson B: review the evidence</w:t>
+      </w:r>
+    </w:p>
+    <w:p>
+      <w:r>
+        <w:t>After the 32-minute workshop, use four minutes to revisit one conclusion and its supporting results with the adult, then four minutes for the exit. Use the existing record or an equivalent response; do not require a separate loop sheet. Explain any limit on a requested change and check whether the response helped.</w:t>
+      </w:r>
+    </w:p>
+    <w:p>
+      <w:pPr>
+        <w:pStyle w:val="Heading2"/>
+      </w:pPr>
+      <w:r>
+        <w:t>Listen and act</w:t>
+      </w:r>
+    </w:p>
+    <w:p>
+      <w:r>
+        <w:t>Space makes participation possible; Voice is the pupil's response in their own modality; Audience requires the adult to engage with it; Influence is the resulting adjustment to explanation, task, scaffold or subsequent teaching. One optional displayed prompt does not limit genuine feedback exchanges.</w:t>
+      </w:r>
+    </w:p>
+    <w:p>
+      <w:pPr>
+        <w:pStyle w:val="Heading2"/>
+      </w:pPr>
+      <w:r>
+        <w:t>Use marking codes honestly</w:t>
+      </w:r>
+    </w:p>
+    <w:p>
+      <w:r>
+        <w:t>Use R only after a pupil response and genuine adult engagement. A click, download, opened explanation or completed exit does not automatically establish Audience, Influence, R or an assessment outcome. Record only the evidence and help actually provided; do not require a duplicate written record for every task. Use agreed policy codes appropriately. Extended writing or assessment may need one or two precise next steps and response time.</w:t>
+      </w:r>
+    </w:p>
+    <w:p>
+      <w:pPr>
+        <w:pStyle w:val="Heading2"/>
+      </w:pPr>
+      <w:r>
+        <w:t>Policy and timing</w:t>
+      </w:r>
+    </w:p>
+    <w:p>
+      <w:r>
+        <w:t>Feedback &amp; Marking Policy 2025/2026 (Pilot), Issue 1, May 2026; master order §25.3. Lesson A remains 40 minutes. Lesson B remains 32 + 4 + 4 minutes. No extra pupil form, signature, standalone participation stage or progression gate is required.</w:t>
+      </w:r>
+    </w:p>
     <w:sectPr>
       <w:headerReference w:type="default" r:id="rId9"/>
       <w:footerReference w:type="default" r:id="rId10"/>
